--- a/C3.docx
+++ b/C3.docx
@@ -91,46 +91,76 @@
       </w:r>
     </w:p>
     <w:p>
-      <w:r>
-        <w:t>Candlestick Implementation</w:t>
-      </w:r>
-    </w:p>
-    <w:p>
-      <w:r>
-        <w:t xml:space="preserve">The candlestick chart required grouping rows into blocks </w:t>
-      </w:r>
-      <w:proofErr w:type="gramStart"/>
-      <w:r>
-        <w:t>of n</w:t>
-      </w:r>
-      <w:proofErr w:type="gramEnd"/>
-      <w:r>
-        <w:t xml:space="preserve"> trading days. At first, a </w:t>
-      </w:r>
-      <w:proofErr w:type="gramStart"/>
-      <w:r>
-        <w:t>simple .resample</w:t>
-      </w:r>
-      <w:proofErr w:type="gramEnd"/>
-      <w:r>
-        <w:t>() was attempted, but it created misleading gaps. The fix was to group by index position and aggregate OHLCV manually.</w:t>
-      </w:r>
-    </w:p>
-    <w:p>
-      <w:r>
+      <w:pPr>
+        <w:pStyle w:val="Heading1"/>
+      </w:pPr>
+      <w:r>
+        <w:t xml:space="preserve">Stock Price </w:t>
+      </w:r>
+      <w:proofErr w:type="spellStart"/>
+      <w:r>
+        <w:t>Visualisation</w:t>
+      </w:r>
+      <w:proofErr w:type="spellEnd"/>
+    </w:p>
+    <w:p>
+      <w:r>
+        <w:t xml:space="preserve">In this section, two technical </w:t>
+      </w:r>
+      <w:proofErr w:type="spellStart"/>
+      <w:r>
+        <w:t>visualisations</w:t>
+      </w:r>
+      <w:proofErr w:type="spellEnd"/>
+      <w:r>
+        <w:t xml:space="preserve"> are implemented to illustrate the temporal patterns of stock market data for AAPL. These are the candlestick chart and the rolling-window boxplot. Both make use of the unscaled OHLCV dataset, and the implementation involves </w:t>
+      </w:r>
+      <w:proofErr w:type="spellStart"/>
+      <w:r>
+        <w:t>customised</w:t>
+      </w:r>
+      <w:proofErr w:type="spellEnd"/>
+      <w:r>
+        <w:t xml:space="preserve"> data aggregation techniques to produce effective and meaningful plots.</w:t>
+      </w:r>
+    </w:p>
+    <w:p>
+      <w:pPr>
+        <w:pStyle w:val="Heading2"/>
+      </w:pPr>
+      <w:r>
+        <w:t>Candlestick Chart – Code Explanation and Rationale</w:t>
+      </w:r>
+    </w:p>
+    <w:p>
+      <w:r>
+        <w:t xml:space="preserve">The candlestick chart is designed to provide a compact and informative summary of grouped trading sessions, especially when </w:t>
+      </w:r>
+      <w:proofErr w:type="spellStart"/>
+      <w:r>
+        <w:t>analysing</w:t>
+      </w:r>
+      <w:proofErr w:type="spellEnd"/>
+      <w:r>
+        <w:t xml:space="preserve"> long historical periods. In this project, each candlestick represents 15 trading days, allowing major trends and fluctuations to be </w:t>
+      </w:r>
+      <w:proofErr w:type="spellStart"/>
+      <w:r>
+        <w:t>visualised</w:t>
+      </w:r>
+      <w:proofErr w:type="spellEnd"/>
+      <w:r>
+        <w:t xml:space="preserve"> without overwhelming the reader.</w:t>
+      </w:r>
+    </w:p>
+    <w:p>
+      <w:r>
+        <w:lastRenderedPageBreak/>
         <w:drawing>
-          <wp:anchor distT="0" distB="0" distL="114300" distR="114300" simplePos="0" relativeHeight="251658240" behindDoc="0" locked="0" layoutInCell="1" allowOverlap="1" wp14:anchorId="01483B0E" wp14:editId="0E8FF74D">
-            <wp:simplePos x="0" y="0"/>
-            <wp:positionH relativeFrom="column">
-              <wp:posOffset>289560</wp:posOffset>
-            </wp:positionH>
-            <wp:positionV relativeFrom="paragraph">
-              <wp:posOffset>179070</wp:posOffset>
-            </wp:positionV>
-            <wp:extent cx="5268060" cy="1695687"/>
-            <wp:effectExtent l="0" t="0" r="0" b="0"/>
-            <wp:wrapSquare wrapText="bothSides"/>
-            <wp:docPr id="1496465810" name="Picture 1" descr="A computer code with many text&#10;&#10;AI-generated content may be incorrect."/>
+          <wp:inline distT="0" distB="0" distL="0" distR="0" wp14:anchorId="688813D6" wp14:editId="372BD6FB">
+            <wp:extent cx="5943600" cy="5330825"/>
+            <wp:effectExtent l="0" t="0" r="0" b="3175"/>
+            <wp:docPr id="1601262128" name="Picture 1" descr="A screen shot of a computer program&#10;&#10;AI-generated content may be incorrect."/>
             <wp:cNvGraphicFramePr>
               <a:graphicFrameLocks xmlns:a="http://schemas.openxmlformats.org/drawingml/2006/main" noChangeAspect="1"/>
             </wp:cNvGraphicFramePr>
@@ -138,17 +168,11 @@
               <a:graphicData uri="http://schemas.openxmlformats.org/drawingml/2006/picture">
                 <pic:pic xmlns:pic="http://schemas.openxmlformats.org/drawingml/2006/picture">
                   <pic:nvPicPr>
-                    <pic:cNvPr id="1496465810" name="Picture 1" descr="A computer code with many text&#10;&#10;AI-generated content may be incorrect."/>
+                    <pic:cNvPr id="1601262128" name="Picture 1" descr="A screen shot of a computer program&#10;&#10;AI-generated content may be incorrect."/>
                     <pic:cNvPicPr/>
                   </pic:nvPicPr>
                   <pic:blipFill>
-                    <a:blip r:embed="rId5">
-                      <a:extLst>
-                        <a:ext uri="{28A0092B-C50C-407E-A947-70E740481C1C}">
-                          <a14:useLocalDpi xmlns:a14="http://schemas.microsoft.com/office/drawing/2010/main" val="0"/>
-                        </a:ext>
-                      </a:extLst>
-                    </a:blip>
+                    <a:blip r:embed="rId5"/>
                     <a:stretch>
                       <a:fillRect/>
                     </a:stretch>
@@ -156,7 +180,7 @@
                   <pic:spPr>
                     <a:xfrm>
                       <a:off x="0" y="0"/>
-                      <a:ext cx="5268060" cy="1695687"/>
+                      <a:ext cx="5943600" cy="5330825"/>
                     </a:xfrm>
                     <a:prstGeom prst="rect">
                       <a:avLst/>
@@ -165,47 +189,221 @@
                 </pic:pic>
               </a:graphicData>
             </a:graphic>
-          </wp:anchor>
+          </wp:inline>
         </w:drawing>
       </w:r>
     </w:p>
+    <w:p>
+      <w:pPr>
+        <w:pStyle w:val="ListParagraph"/>
+        <w:numPr>
+          <w:ilvl w:val="0"/>
+          <w:numId w:val="2"/>
+        </w:numPr>
+      </w:pPr>
+      <w:r>
+        <w:t>The variable gid is constructed by integer-dividing the row indices by the number of grouping days (</w:t>
+      </w:r>
+      <w:proofErr w:type="spellStart"/>
+      <w:r>
+        <w:t>grouping_days</w:t>
+      </w:r>
+      <w:proofErr w:type="spellEnd"/>
+      <w:r>
+        <w:t>). This creates block identifiers such that every 15 rows are grouped together.</w:t>
+      </w:r>
+    </w:p>
+    <w:p>
+      <w:pPr>
+        <w:pStyle w:val="ListParagraph"/>
+        <w:numPr>
+          <w:ilvl w:val="0"/>
+          <w:numId w:val="2"/>
+        </w:numPr>
+      </w:pPr>
+      <w:r>
+        <w:t xml:space="preserve">The grouped object g is formed by assigning gid to the </w:t>
+      </w:r>
+      <w:proofErr w:type="spellStart"/>
+      <w:r>
+        <w:t>DataFrame</w:t>
+      </w:r>
+      <w:proofErr w:type="spellEnd"/>
+      <w:r>
+        <w:t xml:space="preserve"> and performing a </w:t>
+      </w:r>
+      <w:proofErr w:type="spellStart"/>
+      <w:r>
+        <w:t>groupby</w:t>
+      </w:r>
+      <w:proofErr w:type="spellEnd"/>
+      <w:r>
+        <w:t xml:space="preserve"> operation.</w:t>
+      </w:r>
+    </w:p>
+    <w:p>
+      <w:pPr>
+        <w:pStyle w:val="ListParagraph"/>
+        <w:numPr>
+          <w:ilvl w:val="0"/>
+          <w:numId w:val="2"/>
+        </w:numPr>
+      </w:pPr>
+      <w:r>
+        <w:t xml:space="preserve">For each </w:t>
+      </w:r>
+      <w:proofErr w:type="gramStart"/>
+      <w:r>
+        <w:t>grouped</w:t>
+      </w:r>
+      <w:proofErr w:type="gramEnd"/>
+      <w:r>
+        <w:t xml:space="preserve"> segment:</w:t>
+      </w:r>
+    </w:p>
+    <w:p>
+      <w:pPr>
+        <w:pStyle w:val="ListParagraph"/>
+        <w:numPr>
+          <w:ilvl w:val="1"/>
+          <w:numId w:val="2"/>
+        </w:numPr>
+      </w:pPr>
+      <w:r>
+        <w:t xml:space="preserve">The </w:t>
+      </w:r>
+      <w:r>
+        <w:rPr>
+          <w:b/>
+          <w:bCs/>
+        </w:rPr>
+        <w:t>Open</w:t>
+      </w:r>
+      <w:r>
+        <w:t xml:space="preserve"> value is taken as the first entry.</w:t>
+      </w:r>
+    </w:p>
+    <w:p>
+      <w:pPr>
+        <w:pStyle w:val="ListParagraph"/>
+        <w:numPr>
+          <w:ilvl w:val="1"/>
+          <w:numId w:val="2"/>
+        </w:numPr>
+      </w:pPr>
+      <w:r>
+        <w:t xml:space="preserve">The </w:t>
+      </w:r>
+      <w:r>
+        <w:rPr>
+          <w:b/>
+          <w:bCs/>
+        </w:rPr>
+        <w:t>High</w:t>
+      </w:r>
+      <w:r>
+        <w:t xml:space="preserve"> and Low values are computed as the maximum and minimum respectively.</w:t>
+      </w:r>
+    </w:p>
+    <w:p>
+      <w:pPr>
+        <w:pStyle w:val="ListParagraph"/>
+        <w:numPr>
+          <w:ilvl w:val="1"/>
+          <w:numId w:val="2"/>
+        </w:numPr>
+      </w:pPr>
+      <w:r>
+        <w:t xml:space="preserve">The </w:t>
+      </w:r>
+      <w:r>
+        <w:rPr>
+          <w:b/>
+          <w:bCs/>
+        </w:rPr>
+        <w:t>Close</w:t>
+      </w:r>
+      <w:r>
+        <w:t xml:space="preserve"> value corresponds to the final value of the block.</w:t>
+      </w:r>
+    </w:p>
+    <w:p>
+      <w:pPr>
+        <w:pStyle w:val="ListParagraph"/>
+        <w:numPr>
+          <w:ilvl w:val="1"/>
+          <w:numId w:val="2"/>
+        </w:numPr>
+      </w:pPr>
+      <w:r>
+        <w:t xml:space="preserve">The </w:t>
+      </w:r>
+      <w:r>
+        <w:rPr>
+          <w:b/>
+          <w:bCs/>
+        </w:rPr>
+        <w:t>Volume</w:t>
+      </w:r>
+      <w:r>
+        <w:t xml:space="preserve"> is aggregated using summation.</w:t>
+      </w:r>
+    </w:p>
+    <w:p>
+      <w:r>
+        <w:lastRenderedPageBreak/>
+        <w:t xml:space="preserve">The final grouped </w:t>
+      </w:r>
+      <w:proofErr w:type="spellStart"/>
+      <w:r>
+        <w:t>DataFrame</w:t>
+      </w:r>
+      <w:proofErr w:type="spellEnd"/>
+      <w:r>
+        <w:t xml:space="preserve"> is then passed to </w:t>
+      </w:r>
+      <w:proofErr w:type="spellStart"/>
+      <w:proofErr w:type="gramStart"/>
+      <w:r>
+        <w:rPr>
+          <w:b/>
+          <w:bCs/>
+          <w:i/>
+          <w:iCs/>
+        </w:rPr>
+        <w:t>mplfinance.plot</w:t>
+      </w:r>
+      <w:proofErr w:type="spellEnd"/>
+      <w:proofErr w:type="gramEnd"/>
+      <w:r>
+        <w:rPr>
+          <w:b/>
+          <w:bCs/>
+          <w:i/>
+          <w:iCs/>
+        </w:rPr>
+        <w:t>()</w:t>
+      </w:r>
+      <w:r>
+        <w:t xml:space="preserve"> for rendering. This method ensures the temporal resolution is preserved while making long-term trends visually interpretable.</w:t>
+      </w:r>
+    </w:p>
     <w:p/>
-    <w:p/>
-    <w:p/>
-    <w:p/>
-    <w:p/>
-    <w:p/>
-    <w:p>
-      <w:r>
-        <w:t>This ensures that each candle really represents the right open, high, low, close, and volume for its block. The index was then reset to use the last real date of the block, avoiding the “fake years” issue seen earlier.</w:t>
-      </w:r>
-    </w:p>
-    <w:p>
-      <w:r>
-        <w:lastRenderedPageBreak/>
-        <w:t>Boxplot Implementation</w:t>
-      </w:r>
-    </w:p>
-    <w:p>
-      <w:r>
-        <w:t>For the rolling boxplot, the idea was to reveal volatility over time. This was achieved by sliding a 10-day window across the Close column.</w:t>
-      </w:r>
-    </w:p>
-    <w:p>
-      <w:r>
+    <w:p>
+      <w:r>
+        <w:t>Visual Output:</w:t>
+      </w:r>
+    </w:p>
+    <w:p>
+      <w:r>
+        <w:rPr>
+          <w:noProof/>
+        </w:rPr>
         <w:drawing>
-          <wp:anchor distT="0" distB="0" distL="114300" distR="114300" simplePos="0" relativeHeight="251659264" behindDoc="0" locked="0" layoutInCell="1" allowOverlap="1" wp14:anchorId="0B96D9DD" wp14:editId="1A3AAD00">
-            <wp:simplePos x="0" y="0"/>
-            <wp:positionH relativeFrom="margin">
-              <wp:align>center</wp:align>
-            </wp:positionH>
-            <wp:positionV relativeFrom="paragraph">
-              <wp:posOffset>12065</wp:posOffset>
-            </wp:positionV>
-            <wp:extent cx="4877481" cy="1228896"/>
+          <wp:inline distT="0" distB="0" distL="0" distR="0" wp14:anchorId="567A1B46" wp14:editId="1F7918E7">
+            <wp:extent cx="5943600" cy="3457575"/>
             <wp:effectExtent l="0" t="0" r="0" b="9525"/>
-            <wp:wrapSquare wrapText="bothSides"/>
-            <wp:docPr id="1580453918" name="Picture 1" descr="A screen shot of a computer code&#10;&#10;AI-generated content may be incorrect."/>
+            <wp:docPr id="1233772389" name="Picture 3" descr="A graph of candlesticks and a chart of candles&#10;&#10;AI-generated content may be incorrect."/>
             <wp:cNvGraphicFramePr>
               <a:graphicFrameLocks xmlns:a="http://schemas.openxmlformats.org/drawingml/2006/main" noChangeAspect="1"/>
             </wp:cNvGraphicFramePr>
@@ -213,17 +411,147 @@
               <a:graphicData uri="http://schemas.openxmlformats.org/drawingml/2006/picture">
                 <pic:pic xmlns:pic="http://schemas.openxmlformats.org/drawingml/2006/picture">
                   <pic:nvPicPr>
-                    <pic:cNvPr id="1580453918" name="Picture 1" descr="A screen shot of a computer code&#10;&#10;AI-generated content may be incorrect."/>
-                    <pic:cNvPicPr/>
+                    <pic:cNvPr id="1233772389" name="Picture 3" descr="A graph of candlesticks and a chart of candles&#10;&#10;AI-generated content may be incorrect."/>
+                    <pic:cNvPicPr>
+                      <a:picLocks noChangeAspect="1" noChangeArrowheads="1"/>
+                    </pic:cNvPicPr>
                   </pic:nvPicPr>
                   <pic:blipFill>
-                    <a:blip r:embed="rId6">
+                    <a:blip r:embed="rId6" cstate="print">
                       <a:extLst>
                         <a:ext uri="{28A0092B-C50C-407E-A947-70E740481C1C}">
                           <a14:useLocalDpi xmlns:a14="http://schemas.microsoft.com/office/drawing/2010/main" val="0"/>
                         </a:ext>
                       </a:extLst>
                     </a:blip>
+                    <a:srcRect/>
+                    <a:stretch>
+                      <a:fillRect/>
+                    </a:stretch>
+                  </pic:blipFill>
+                  <pic:spPr bwMode="auto">
+                    <a:xfrm>
+                      <a:off x="0" y="0"/>
+                      <a:ext cx="5943600" cy="3457575"/>
+                    </a:xfrm>
+                    <a:prstGeom prst="rect">
+                      <a:avLst/>
+                    </a:prstGeom>
+                    <a:noFill/>
+                    <a:ln>
+                      <a:noFill/>
+                    </a:ln>
+                  </pic:spPr>
+                </pic:pic>
+              </a:graphicData>
+            </a:graphic>
+          </wp:inline>
+        </w:drawing>
+      </w:r>
+    </w:p>
+    <w:p>
+      <w:r>
+        <w:rPr>
+          <w:noProof/>
+        </w:rPr>
+        <w:lastRenderedPageBreak/>
+        <w:drawing>
+          <wp:inline distT="0" distB="0" distL="0" distR="0" wp14:anchorId="1C390607" wp14:editId="30AF5FEC">
+            <wp:extent cx="5943600" cy="3600450"/>
+            <wp:effectExtent l="0" t="0" r="0" b="0"/>
+            <wp:docPr id="809854973" name="Picture 2" descr="A graph of a stock market&#10;&#10;AI-generated content may be incorrect."/>
+            <wp:cNvGraphicFramePr>
+              <a:graphicFrameLocks xmlns:a="http://schemas.openxmlformats.org/drawingml/2006/main" noChangeAspect="1"/>
+            </wp:cNvGraphicFramePr>
+            <a:graphic xmlns:a="http://schemas.openxmlformats.org/drawingml/2006/main">
+              <a:graphicData uri="http://schemas.openxmlformats.org/drawingml/2006/picture">
+                <pic:pic xmlns:pic="http://schemas.openxmlformats.org/drawingml/2006/picture">
+                  <pic:nvPicPr>
+                    <pic:cNvPr id="809854973" name="Picture 2" descr="A graph of a stock market&#10;&#10;AI-generated content may be incorrect."/>
+                    <pic:cNvPicPr>
+                      <a:picLocks noChangeAspect="1" noChangeArrowheads="1"/>
+                    </pic:cNvPicPr>
+                  </pic:nvPicPr>
+                  <pic:blipFill>
+                    <a:blip r:embed="rId7" cstate="print">
+                      <a:extLst>
+                        <a:ext uri="{28A0092B-C50C-407E-A947-70E740481C1C}">
+                          <a14:useLocalDpi xmlns:a14="http://schemas.microsoft.com/office/drawing/2010/main" val="0"/>
+                        </a:ext>
+                      </a:extLst>
+                    </a:blip>
+                    <a:srcRect/>
+                    <a:stretch>
+                      <a:fillRect/>
+                    </a:stretch>
+                  </pic:blipFill>
+                  <pic:spPr bwMode="auto">
+                    <a:xfrm>
+                      <a:off x="0" y="0"/>
+                      <a:ext cx="5943600" cy="3600450"/>
+                    </a:xfrm>
+                    <a:prstGeom prst="rect">
+                      <a:avLst/>
+                    </a:prstGeom>
+                    <a:noFill/>
+                    <a:ln>
+                      <a:noFill/>
+                    </a:ln>
+                  </pic:spPr>
+                </pic:pic>
+              </a:graphicData>
+            </a:graphic>
+          </wp:inline>
+        </w:drawing>
+      </w:r>
+    </w:p>
+    <w:p/>
+    <w:p>
+      <w:pPr>
+        <w:pStyle w:val="Heading2"/>
+      </w:pPr>
+      <w:r>
+        <w:t xml:space="preserve">Box Plot </w:t>
+      </w:r>
+      <w:r>
+        <w:t>Code</w:t>
+      </w:r>
+    </w:p>
+    <w:p>
+      <w:r>
+        <w:t xml:space="preserve">The boxplot is a statistical </w:t>
+      </w:r>
+      <w:proofErr w:type="spellStart"/>
+      <w:r>
+        <w:t>visualisation</w:t>
+      </w:r>
+      <w:proofErr w:type="spellEnd"/>
+      <w:r>
+        <w:t xml:space="preserve"> that enables inspection of price distributions over rolling windows. In this task, it is implemented using a 30-day sliding window applied to the Close prices. This provides insight into volatility, spread, and potential outliers during each period.</w:t>
+      </w:r>
+    </w:p>
+    <w:p>
+      <w:pPr>
+        <w:jc w:val="center"/>
+      </w:pPr>
+      <w:r>
+        <w:drawing>
+          <wp:inline distT="0" distB="0" distL="0" distR="0" wp14:anchorId="712A7D87" wp14:editId="3CFA0036">
+            <wp:extent cx="3524250" cy="2474985"/>
+            <wp:effectExtent l="0" t="0" r="0" b="1905"/>
+            <wp:docPr id="527080143" name="Picture 1" descr="A screen shot of a computer code&#10;&#10;AI-generated content may be incorrect."/>
+            <wp:cNvGraphicFramePr>
+              <a:graphicFrameLocks xmlns:a="http://schemas.openxmlformats.org/drawingml/2006/main" noChangeAspect="1"/>
+            </wp:cNvGraphicFramePr>
+            <a:graphic xmlns:a="http://schemas.openxmlformats.org/drawingml/2006/main">
+              <a:graphicData uri="http://schemas.openxmlformats.org/drawingml/2006/picture">
+                <pic:pic xmlns:pic="http://schemas.openxmlformats.org/drawingml/2006/picture">
+                  <pic:nvPicPr>
+                    <pic:cNvPr id="527080143" name="Picture 1" descr="A screen shot of a computer code&#10;&#10;AI-generated content may be incorrect."/>
+                    <pic:cNvPicPr/>
+                  </pic:nvPicPr>
+                  <pic:blipFill>
+                    <a:blip r:embed="rId8"/>
                     <a:stretch>
                       <a:fillRect/>
                     </a:stretch>
@@ -231,7 +559,7 @@
                   <pic:spPr>
                     <a:xfrm>
                       <a:off x="0" y="0"/>
-                      <a:ext cx="4877481" cy="1228896"/>
+                      <a:ext cx="3526281" cy="2476411"/>
                     </a:xfrm>
                     <a:prstGeom prst="rect">
                       <a:avLst/>
@@ -240,17 +568,150 @@
                 </pic:pic>
               </a:graphicData>
             </a:graphic>
+          </wp:inline>
+        </w:drawing>
+      </w:r>
+    </w:p>
+    <w:p/>
+    <w:p>
+      <w:r>
+        <w:lastRenderedPageBreak/>
+        <w:t>Explanation:</w:t>
+      </w:r>
+    </w:p>
+    <w:p>
+      <w:pPr>
+        <w:pStyle w:val="ListParagraph"/>
+        <w:numPr>
+          <w:ilvl w:val="0"/>
+          <w:numId w:val="3"/>
+        </w:numPr>
+      </w:pPr>
+      <w:r>
+        <w:t>A sliding window of size W (30 days) is applied over the cleaned 1-D array of Close prices.</w:t>
+      </w:r>
+    </w:p>
+    <w:p>
+      <w:pPr>
+        <w:pStyle w:val="ListParagraph"/>
+        <w:numPr>
+          <w:ilvl w:val="0"/>
+          <w:numId w:val="3"/>
+        </w:numPr>
+      </w:pPr>
+      <w:r>
+        <w:t xml:space="preserve">For each windowed segment, a subset of 30 prices is appended to the </w:t>
+      </w:r>
+      <w:proofErr w:type="spellStart"/>
+      <w:r>
+        <w:t>box_data</w:t>
+      </w:r>
+      <w:proofErr w:type="spellEnd"/>
+      <w:r>
+        <w:t xml:space="preserve"> list.</w:t>
+      </w:r>
+    </w:p>
+    <w:p>
+      <w:pPr>
+        <w:pStyle w:val="ListParagraph"/>
+        <w:numPr>
+          <w:ilvl w:val="0"/>
+          <w:numId w:val="3"/>
+        </w:numPr>
+      </w:pPr>
+      <w:r>
+        <w:t>Corresponding date labels (taken from the end of each window) are stored in labels.</w:t>
+      </w:r>
+    </w:p>
+    <w:p>
+      <w:pPr>
+        <w:pStyle w:val="ListParagraph"/>
+        <w:numPr>
+          <w:ilvl w:val="0"/>
+          <w:numId w:val="3"/>
+        </w:numPr>
+      </w:pPr>
+      <w:r>
+        <w:t>To reduce overplotting and enhance readability, only every 5th box is retained (</w:t>
+      </w:r>
+      <w:proofErr w:type="gramStart"/>
+      <w:r>
+        <w:t>[::</w:t>
+      </w:r>
+      <w:proofErr w:type="gramEnd"/>
+      <w:r>
+        <w:t>5] slicing).</w:t>
+      </w:r>
+    </w:p>
+    <w:p>
+      <w:r>
+        <w:t>This method facilitates the temporal tracking of price distribution and changes in variance across time. It is particularly useful for identifying periods of increased volatility or stability.</w:t>
+      </w:r>
+    </w:p>
+    <w:p>
+      <w:r>
+        <w:rPr>
+          <w:noProof/>
+        </w:rPr>
+        <w:drawing>
+          <wp:anchor distT="0" distB="0" distL="114300" distR="114300" simplePos="0" relativeHeight="251659264" behindDoc="0" locked="0" layoutInCell="1" allowOverlap="1" wp14:anchorId="4CB8A9F8" wp14:editId="6263969D">
+            <wp:simplePos x="0" y="0"/>
+            <wp:positionH relativeFrom="margin">
+              <wp:align>left</wp:align>
+            </wp:positionH>
+            <wp:positionV relativeFrom="paragraph">
+              <wp:posOffset>383540</wp:posOffset>
+            </wp:positionV>
+            <wp:extent cx="5620385" cy="2219325"/>
+            <wp:effectExtent l="0" t="0" r="0" b="9525"/>
+            <wp:wrapSquare wrapText="bothSides"/>
+            <wp:docPr id="1581814847" name="Picture 1" descr="A graph with blue and black lines&#10;&#10;AI-generated content may be incorrect."/>
+            <wp:cNvGraphicFramePr>
+              <a:graphicFrameLocks xmlns:a="http://schemas.openxmlformats.org/drawingml/2006/main" noChangeAspect="1"/>
+            </wp:cNvGraphicFramePr>
+            <a:graphic xmlns:a="http://schemas.openxmlformats.org/drawingml/2006/main">
+              <a:graphicData uri="http://schemas.openxmlformats.org/drawingml/2006/picture">
+                <pic:pic xmlns:pic="http://schemas.openxmlformats.org/drawingml/2006/picture">
+                  <pic:nvPicPr>
+                    <pic:cNvPr id="1581814847" name="Picture 1" descr="A graph with blue and black lines&#10;&#10;AI-generated content may be incorrect."/>
+                    <pic:cNvPicPr>
+                      <a:picLocks noChangeAspect="1" noChangeArrowheads="1"/>
+                    </pic:cNvPicPr>
+                  </pic:nvPicPr>
+                  <pic:blipFill>
+                    <a:blip r:embed="rId9" cstate="print">
+                      <a:extLst>
+                        <a:ext uri="{28A0092B-C50C-407E-A947-70E740481C1C}">
+                          <a14:useLocalDpi xmlns:a14="http://schemas.microsoft.com/office/drawing/2010/main" val="0"/>
+                        </a:ext>
+                      </a:extLst>
+                    </a:blip>
+                    <a:srcRect/>
+                    <a:stretch>
+                      <a:fillRect/>
+                    </a:stretch>
+                  </pic:blipFill>
+                  <pic:spPr bwMode="auto">
+                    <a:xfrm>
+                      <a:off x="0" y="0"/>
+                      <a:ext cx="5620385" cy="2219325"/>
+                    </a:xfrm>
+                    <a:prstGeom prst="rect">
+                      <a:avLst/>
+                    </a:prstGeom>
+                    <a:noFill/>
+                    <a:ln>
+                      <a:noFill/>
+                    </a:ln>
+                  </pic:spPr>
+                </pic:pic>
+              </a:graphicData>
+            </a:graphic>
           </wp:anchor>
         </w:drawing>
       </w:r>
-    </w:p>
-    <w:p/>
-    <w:p/>
-    <w:p/>
-    <w:p/>
-    <w:p>
-      <w:r>
-        <w:t>The tricky part here was creating overlapping windows and labelling each box with the final date of the window. Online searches on “rolling boxplot matplotlib” clarified that no built-in function exists, so the only way was manual slicing. Choosing i+W-1 for labels was critical to keep the chart readable and accurate.</w:t>
+      <w:r>
+        <w:t>Visual Output:</w:t>
       </w:r>
     </w:p>
     <w:p/>
@@ -315,6 +776,7 @@
         </w:numPr>
       </w:pPr>
       <w:r>
+        <w:lastRenderedPageBreak/>
         <w:t xml:space="preserve">Scaler mismatch: In evaluation, handling the mismatch between model outputs and </w:t>
       </w:r>
       <w:proofErr w:type="gramStart"/>
@@ -349,7 +811,6 @@
     <w:p/>
     <w:p>
       <w:r>
-        <w:lastRenderedPageBreak/>
         <w:t>Overall, the effort involved a cycle of coding, testing, encountering subtle issues, and researching possible fixes. The final code looks compact, but each of these lines represents deliberate choices informed by documentation, tutorials, and community discussions.</w:t>
       </w:r>
     </w:p>
@@ -477,8 +938,240 @@
       </w:rPr>
     </w:lvl>
   </w:abstractNum>
+  <w:abstractNum w:abstractNumId="1" w15:restartNumberingAfterBreak="0">
+    <w:nsid w:val="4FE07BBB"/>
+    <w:multiLevelType w:val="hybridMultilevel"/>
+    <w:tmpl w:val="F5822584"/>
+    <w:lvl w:ilvl="0" w:tplc="04090001">
+      <w:start w:val="1"/>
+      <w:numFmt w:val="bullet"/>
+      <w:lvlText w:val=""/>
+      <w:lvlJc w:val="left"/>
+      <w:pPr>
+        <w:ind w:left="720" w:hanging="360"/>
+      </w:pPr>
+      <w:rPr>
+        <w:rFonts w:ascii="Symbol" w:hAnsi="Symbol" w:hint="default"/>
+      </w:rPr>
+    </w:lvl>
+    <w:lvl w:ilvl="1" w:tplc="04090003" w:tentative="1">
+      <w:start w:val="1"/>
+      <w:numFmt w:val="bullet"/>
+      <w:lvlText w:val="o"/>
+      <w:lvlJc w:val="left"/>
+      <w:pPr>
+        <w:ind w:left="1440" w:hanging="360"/>
+      </w:pPr>
+      <w:rPr>
+        <w:rFonts w:ascii="Courier New" w:hAnsi="Courier New" w:cs="Courier New" w:hint="default"/>
+      </w:rPr>
+    </w:lvl>
+    <w:lvl w:ilvl="2" w:tplc="04090005" w:tentative="1">
+      <w:start w:val="1"/>
+      <w:numFmt w:val="bullet"/>
+      <w:lvlText w:val=""/>
+      <w:lvlJc w:val="left"/>
+      <w:pPr>
+        <w:ind w:left="2160" w:hanging="360"/>
+      </w:pPr>
+      <w:rPr>
+        <w:rFonts w:ascii="Wingdings" w:hAnsi="Wingdings" w:hint="default"/>
+      </w:rPr>
+    </w:lvl>
+    <w:lvl w:ilvl="3" w:tplc="04090001" w:tentative="1">
+      <w:start w:val="1"/>
+      <w:numFmt w:val="bullet"/>
+      <w:lvlText w:val=""/>
+      <w:lvlJc w:val="left"/>
+      <w:pPr>
+        <w:ind w:left="2880" w:hanging="360"/>
+      </w:pPr>
+      <w:rPr>
+        <w:rFonts w:ascii="Symbol" w:hAnsi="Symbol" w:hint="default"/>
+      </w:rPr>
+    </w:lvl>
+    <w:lvl w:ilvl="4" w:tplc="04090003" w:tentative="1">
+      <w:start w:val="1"/>
+      <w:numFmt w:val="bullet"/>
+      <w:lvlText w:val="o"/>
+      <w:lvlJc w:val="left"/>
+      <w:pPr>
+        <w:ind w:left="3600" w:hanging="360"/>
+      </w:pPr>
+      <w:rPr>
+        <w:rFonts w:ascii="Courier New" w:hAnsi="Courier New" w:cs="Courier New" w:hint="default"/>
+      </w:rPr>
+    </w:lvl>
+    <w:lvl w:ilvl="5" w:tplc="04090005" w:tentative="1">
+      <w:start w:val="1"/>
+      <w:numFmt w:val="bullet"/>
+      <w:lvlText w:val=""/>
+      <w:lvlJc w:val="left"/>
+      <w:pPr>
+        <w:ind w:left="4320" w:hanging="360"/>
+      </w:pPr>
+      <w:rPr>
+        <w:rFonts w:ascii="Wingdings" w:hAnsi="Wingdings" w:hint="default"/>
+      </w:rPr>
+    </w:lvl>
+    <w:lvl w:ilvl="6" w:tplc="04090001" w:tentative="1">
+      <w:start w:val="1"/>
+      <w:numFmt w:val="bullet"/>
+      <w:lvlText w:val=""/>
+      <w:lvlJc w:val="left"/>
+      <w:pPr>
+        <w:ind w:left="5040" w:hanging="360"/>
+      </w:pPr>
+      <w:rPr>
+        <w:rFonts w:ascii="Symbol" w:hAnsi="Symbol" w:hint="default"/>
+      </w:rPr>
+    </w:lvl>
+    <w:lvl w:ilvl="7" w:tplc="04090003" w:tentative="1">
+      <w:start w:val="1"/>
+      <w:numFmt w:val="bullet"/>
+      <w:lvlText w:val="o"/>
+      <w:lvlJc w:val="left"/>
+      <w:pPr>
+        <w:ind w:left="5760" w:hanging="360"/>
+      </w:pPr>
+      <w:rPr>
+        <w:rFonts w:ascii="Courier New" w:hAnsi="Courier New" w:cs="Courier New" w:hint="default"/>
+      </w:rPr>
+    </w:lvl>
+    <w:lvl w:ilvl="8" w:tplc="04090005" w:tentative="1">
+      <w:start w:val="1"/>
+      <w:numFmt w:val="bullet"/>
+      <w:lvlText w:val=""/>
+      <w:lvlJc w:val="left"/>
+      <w:pPr>
+        <w:ind w:left="6480" w:hanging="360"/>
+      </w:pPr>
+      <w:rPr>
+        <w:rFonts w:ascii="Wingdings" w:hAnsi="Wingdings" w:hint="default"/>
+      </w:rPr>
+    </w:lvl>
+  </w:abstractNum>
+  <w:abstractNum w:abstractNumId="2" w15:restartNumberingAfterBreak="0">
+    <w:nsid w:val="65C20376"/>
+    <w:multiLevelType w:val="hybridMultilevel"/>
+    <w:tmpl w:val="D0669724"/>
+    <w:lvl w:ilvl="0" w:tplc="04090001">
+      <w:start w:val="1"/>
+      <w:numFmt w:val="bullet"/>
+      <w:lvlText w:val=""/>
+      <w:lvlJc w:val="left"/>
+      <w:pPr>
+        <w:ind w:left="720" w:hanging="360"/>
+      </w:pPr>
+      <w:rPr>
+        <w:rFonts w:ascii="Symbol" w:hAnsi="Symbol" w:hint="default"/>
+      </w:rPr>
+    </w:lvl>
+    <w:lvl w:ilvl="1" w:tplc="04090003">
+      <w:start w:val="1"/>
+      <w:numFmt w:val="bullet"/>
+      <w:lvlText w:val="o"/>
+      <w:lvlJc w:val="left"/>
+      <w:pPr>
+        <w:ind w:left="1440" w:hanging="360"/>
+      </w:pPr>
+      <w:rPr>
+        <w:rFonts w:ascii="Courier New" w:hAnsi="Courier New" w:cs="Courier New" w:hint="default"/>
+      </w:rPr>
+    </w:lvl>
+    <w:lvl w:ilvl="2" w:tplc="04090005" w:tentative="1">
+      <w:start w:val="1"/>
+      <w:numFmt w:val="bullet"/>
+      <w:lvlText w:val=""/>
+      <w:lvlJc w:val="left"/>
+      <w:pPr>
+        <w:ind w:left="2160" w:hanging="360"/>
+      </w:pPr>
+      <w:rPr>
+        <w:rFonts w:ascii="Wingdings" w:hAnsi="Wingdings" w:hint="default"/>
+      </w:rPr>
+    </w:lvl>
+    <w:lvl w:ilvl="3" w:tplc="04090001" w:tentative="1">
+      <w:start w:val="1"/>
+      <w:numFmt w:val="bullet"/>
+      <w:lvlText w:val=""/>
+      <w:lvlJc w:val="left"/>
+      <w:pPr>
+        <w:ind w:left="2880" w:hanging="360"/>
+      </w:pPr>
+      <w:rPr>
+        <w:rFonts w:ascii="Symbol" w:hAnsi="Symbol" w:hint="default"/>
+      </w:rPr>
+    </w:lvl>
+    <w:lvl w:ilvl="4" w:tplc="04090003" w:tentative="1">
+      <w:start w:val="1"/>
+      <w:numFmt w:val="bullet"/>
+      <w:lvlText w:val="o"/>
+      <w:lvlJc w:val="left"/>
+      <w:pPr>
+        <w:ind w:left="3600" w:hanging="360"/>
+      </w:pPr>
+      <w:rPr>
+        <w:rFonts w:ascii="Courier New" w:hAnsi="Courier New" w:cs="Courier New" w:hint="default"/>
+      </w:rPr>
+    </w:lvl>
+    <w:lvl w:ilvl="5" w:tplc="04090005" w:tentative="1">
+      <w:start w:val="1"/>
+      <w:numFmt w:val="bullet"/>
+      <w:lvlText w:val=""/>
+      <w:lvlJc w:val="left"/>
+      <w:pPr>
+        <w:ind w:left="4320" w:hanging="360"/>
+      </w:pPr>
+      <w:rPr>
+        <w:rFonts w:ascii="Wingdings" w:hAnsi="Wingdings" w:hint="default"/>
+      </w:rPr>
+    </w:lvl>
+    <w:lvl w:ilvl="6" w:tplc="04090001" w:tentative="1">
+      <w:start w:val="1"/>
+      <w:numFmt w:val="bullet"/>
+      <w:lvlText w:val=""/>
+      <w:lvlJc w:val="left"/>
+      <w:pPr>
+        <w:ind w:left="5040" w:hanging="360"/>
+      </w:pPr>
+      <w:rPr>
+        <w:rFonts w:ascii="Symbol" w:hAnsi="Symbol" w:hint="default"/>
+      </w:rPr>
+    </w:lvl>
+    <w:lvl w:ilvl="7" w:tplc="04090003" w:tentative="1">
+      <w:start w:val="1"/>
+      <w:numFmt w:val="bullet"/>
+      <w:lvlText w:val="o"/>
+      <w:lvlJc w:val="left"/>
+      <w:pPr>
+        <w:ind w:left="5760" w:hanging="360"/>
+      </w:pPr>
+      <w:rPr>
+        <w:rFonts w:ascii="Courier New" w:hAnsi="Courier New" w:cs="Courier New" w:hint="default"/>
+      </w:rPr>
+    </w:lvl>
+    <w:lvl w:ilvl="8" w:tplc="04090005" w:tentative="1">
+      <w:start w:val="1"/>
+      <w:numFmt w:val="bullet"/>
+      <w:lvlText w:val=""/>
+      <w:lvlJc w:val="left"/>
+      <w:pPr>
+        <w:ind w:left="6480" w:hanging="360"/>
+      </w:pPr>
+      <w:rPr>
+        <w:rFonts w:ascii="Wingdings" w:hAnsi="Wingdings" w:hint="default"/>
+      </w:rPr>
+    </w:lvl>
+  </w:abstractNum>
   <w:num w:numId="1" w16cid:durableId="826747555">
     <w:abstractNumId w:val="0"/>
+  </w:num>
+  <w:num w:numId="2" w16cid:durableId="831215337">
+    <w:abstractNumId w:val="2"/>
+  </w:num>
+  <w:num w:numId="3" w16cid:durableId="193076948">
+    <w:abstractNumId w:val="1"/>
   </w:num>
 </w:numbering>
 </file>
@@ -911,7 +1604,6 @@
     <w:next w:val="Normal"/>
     <w:link w:val="Heading2Char"/>
     <w:uiPriority w:val="9"/>
-    <w:semiHidden/>
     <w:unhideWhenUsed/>
     <w:qFormat/>
     <w:rsid w:val="00E61D9A"/>
@@ -1128,7 +1820,6 @@
     <w:basedOn w:val="DefaultParagraphFont"/>
     <w:link w:val="Heading2"/>
     <w:uiPriority w:val="9"/>
-    <w:semiHidden/>
     <w:rsid w:val="00E61D9A"/>
     <w:rPr>
       <w:rFonts w:asciiTheme="majorHAnsi" w:eastAsiaTheme="majorEastAsia" w:hAnsiTheme="majorHAnsi" w:cstheme="majorBidi"/>
